--- a/courts/ninth-circuit/washington/state/court-of-appeals/petition-for-writ/usage/OUTPUT-petition-for-writ.docx
+++ b/courts/ninth-circuit/washington/state/court-of-appeals/petition-for-writ/usage/OUTPUT-petition-for-writ.docx
@@ -20400,7 +20400,7 @@
         <w:t xml:space="preserve"> </w:t>
       </w:r>
       <w:r>
-        <w:t xml:space="preserve">When reviewing evidentiary errors implicating constitutional rights, a reviewing court will: first look to see if the trial court abused its discretion in excluding evidence. . . . If there is no abuse of discretion, the inquiry ends because there is no error. If the trial court does abuse its discretion, then we take the next step and review de novo the claim that a constitutional right has been violated.</w:t>
+        <w:t xml:space="preserve">When reviewing evidentiary errors implicating constitutional rights, a reviewing court will: first look to see if the trial court abused its discretion in excluding evidence. ⁠. ⁠. ⁠. If there is no abuse of discretion, the inquiry ends because there is no error. If the trial court does abuse its discretion, then we take the next step and review de novo the claim that a constitutional right has been violated.</w:t>
       </w:r>
       <w:r>
         <w:t xml:space="preserve"> </w:t>
